--- a/BGM_SONGS.docx
+++ b/BGM_SONGS.docx
@@ -46,6 +46,117 @@
     </w:p>
     <w:p>
       <w:pPr>
+        <w:pStyle w:val="4"/>
+        <w:keepNext w:val="0"/>
+        <w:keepLines w:val="0"/>
+        <w:widowControl/>
+        <w:suppressLineNumbers w:val="0"/>
+      </w:pPr>
+      <w:r>
+        <w:rPr>
+          <w:rStyle w:val="5"/>
+        </w:rPr>
+        <w:t>OLD SONGS →</w:t>
+      </w:r>
+      <w:r>
+        <w:br w:type="textWrapping"/>
+      </w:r>
+      <w:r>
+        <w:t xml:space="preserve">Separate songs by all languages: </w:t>
+      </w:r>
+      <w:r>
+        <w:rPr>
+          <w:rStyle w:val="5"/>
+        </w:rPr>
+        <w:t>Telugu, Hindi, Malayalam, Kannada, Tamil</w:t>
+      </w:r>
+    </w:p>
+    <w:p>
+      <w:pPr>
+        <w:pStyle w:val="4"/>
+        <w:keepNext w:val="0"/>
+        <w:keepLines w:val="0"/>
+        <w:widowControl/>
+        <w:suppressLineNumbers w:val="0"/>
+      </w:pPr>
+      <w:r>
+        <w:t xml:space="preserve">We should prepare a </w:t>
+      </w:r>
+      <w:r>
+        <w:rPr>
+          <w:rStyle w:val="5"/>
+        </w:rPr>
+        <w:t>neural network</w:t>
+      </w:r>
+      <w:r>
+        <w:t xml:space="preserve"> to organize and classify songs that are already forgotten.</w:t>
+      </w:r>
+    </w:p>
+    <w:p>
+      <w:pPr>
+        <w:pStyle w:val="4"/>
+        <w:keepNext w:val="0"/>
+        <w:keepLines w:val="0"/>
+        <w:widowControl/>
+        <w:suppressLineNumbers w:val="0"/>
+      </w:pPr>
+      <w:r>
+        <w:t xml:space="preserve">All songs should be combined into </w:t>
+      </w:r>
+      <w:r>
+        <w:rPr>
+          <w:rStyle w:val="5"/>
+        </w:rPr>
+        <w:t>one dataset</w:t>
+      </w:r>
+      <w:r>
+        <w:t>.</w:t>
+      </w:r>
+    </w:p>
+    <w:p>
+      <w:pPr>
+        <w:pStyle w:val="4"/>
+        <w:keepNext w:val="0"/>
+        <w:keepLines w:val="0"/>
+        <w:widowControl/>
+        <w:suppressLineNumbers w:val="0"/>
+      </w:pPr>
+      <w:r>
+        <w:t xml:space="preserve">We should also create a separate dataset of </w:t>
+      </w:r>
+      <w:r>
+        <w:rPr>
+          <w:rStyle w:val="5"/>
+        </w:rPr>
+        <w:t>commonly listened old songs / background music (BGMs)</w:t>
+      </w:r>
+      <w:r>
+        <w:t xml:space="preserve"> that everyone enjoys.</w:t>
+      </w:r>
+    </w:p>
+    <w:p>
+      <w:pPr>
+        <w:pStyle w:val="4"/>
+        <w:keepNext w:val="0"/>
+        <w:keepLines w:val="0"/>
+        <w:widowControl/>
+        <w:suppressLineNumbers w:val="0"/>
+      </w:pPr>
+      <w:r>
+        <w:t xml:space="preserve">Finally, develop a </w:t>
+      </w:r>
+      <w:r>
+        <w:rPr>
+          <w:rStyle w:val="5"/>
+        </w:rPr>
+        <w:t>system/device</w:t>
+      </w:r>
+      <w:r>
+        <w:t xml:space="preserve"> based on this dataset.</w:t>
+      </w:r>
+    </w:p>
+    <w:p>
+      <w:pPr>
         <w:rPr>
           <w:rFonts w:hint="default" w:ascii="Times New Roman" w:hAnsi="Times New Roman" w:cs="Times New Roman"/>
           <w:b w:val="0"/>
@@ -55,7 +166,11 @@
           <w:lang w:val="en-US"/>
         </w:rPr>
       </w:pPr>
-      <w:r>
+      <w:bookmarkStart w:id="0" w:name="_GoBack"/>
+      <w:bookmarkEnd w:id="0"/>
+    </w:p>
+    <w:p>
+      <w:pPr>
         <w:rPr>
           <w:rFonts w:hint="default" w:ascii="Times New Roman" w:hAnsi="Times New Roman" w:cs="Times New Roman"/>
           <w:b w:val="0"/>
@@ -64,8 +179,7 @@
           <w:szCs w:val="22"/>
           <w:lang w:val="en-US"/>
         </w:rPr>
-        <w:t xml:space="preserve">OLD SONGS ----&gt; </w:t>
-      </w:r>
+      </w:pPr>
       <w:r>
         <w:rPr>
           <w:rFonts w:hint="default" w:ascii="Times New Roman" w:hAnsi="Times New Roman" w:cs="Times New Roman"/>
@@ -77,154 +191,6 @@
         </w:rPr>
         <w:br w:type="textWrapping"/>
       </w:r>
-      <w:r>
-        <w:rPr>
-          <w:rFonts w:hint="default" w:ascii="Times New Roman" w:hAnsi="Times New Roman" w:cs="Times New Roman"/>
-          <w:b w:val="0"/>
-          <w:bCs w:val="0"/>
-          <w:sz w:val="22"/>
-          <w:szCs w:val="22"/>
-          <w:lang w:val="en-US"/>
-        </w:rPr>
-        <w:t>ANNI LANGUGES SEPERATES CHESI TELUGU,HINDI, MALAYALAM,KANNADA,TAMIL</w:t>
-      </w:r>
-      <w:r>
-        <w:rPr>
-          <w:rFonts w:hint="default" w:ascii="Times New Roman" w:hAnsi="Times New Roman" w:cs="Times New Roman"/>
-          <w:b w:val="0"/>
-          <w:bCs w:val="0"/>
-          <w:sz w:val="22"/>
-          <w:szCs w:val="22"/>
-          <w:lang w:val="en-US"/>
-        </w:rPr>
-        <w:br w:type="textWrapping"/>
-      </w:r>
-      <w:r>
-        <w:rPr>
-          <w:rFonts w:hint="default" w:ascii="Times New Roman" w:hAnsi="Times New Roman" w:cs="Times New Roman"/>
-          <w:b w:val="0"/>
-          <w:bCs w:val="0"/>
-          <w:sz w:val="22"/>
-          <w:szCs w:val="22"/>
-          <w:lang w:val="en-US"/>
-        </w:rPr>
-        <w:br w:type="textWrapping"/>
-      </w:r>
-      <w:r>
-        <w:rPr>
-          <w:rFonts w:hint="default" w:ascii="Times New Roman" w:hAnsi="Times New Roman" w:cs="Times New Roman"/>
-          <w:b w:val="0"/>
-          <w:bCs w:val="0"/>
-          <w:sz w:val="22"/>
-          <w:szCs w:val="22"/>
-          <w:lang w:val="en-US"/>
-        </w:rPr>
-        <w:t>ALREADY MARCHIPOYINA SONGS MANAM OKA NEURAL NETWORK PREPARE CHESI DIVISION CHEYALI</w:t>
-      </w:r>
-      <w:r>
-        <w:rPr>
-          <w:rFonts w:hint="default" w:ascii="Times New Roman" w:hAnsi="Times New Roman" w:cs="Times New Roman"/>
-          <w:b w:val="0"/>
-          <w:bCs w:val="0"/>
-          <w:sz w:val="22"/>
-          <w:szCs w:val="22"/>
-          <w:lang w:val="en-US"/>
-        </w:rPr>
-        <w:br w:type="textWrapping"/>
-      </w:r>
-      <w:r>
-        <w:rPr>
-          <w:rFonts w:hint="default" w:ascii="Times New Roman" w:hAnsi="Times New Roman" w:cs="Times New Roman"/>
-          <w:b w:val="0"/>
-          <w:bCs w:val="0"/>
-          <w:sz w:val="22"/>
-          <w:szCs w:val="22"/>
-          <w:lang w:val="en-US"/>
-        </w:rPr>
-        <w:br w:type="textWrapping"/>
-      </w:r>
-      <w:r>
-        <w:rPr>
-          <w:rFonts w:hint="default" w:ascii="Times New Roman" w:hAnsi="Times New Roman" w:cs="Times New Roman"/>
-          <w:b w:val="0"/>
-          <w:bCs w:val="0"/>
-          <w:sz w:val="22"/>
-          <w:szCs w:val="22"/>
-          <w:lang w:val="en-US"/>
-        </w:rPr>
-        <w:t>ANITINI KALIPI  OKA DATASET CHEYALI</w:t>
-      </w:r>
-    </w:p>
-    <w:p>
-      <w:pPr>
-        <w:rPr>
-          <w:rFonts w:hint="default" w:ascii="Times New Roman" w:hAnsi="Times New Roman" w:cs="Times New Roman"/>
-          <w:b w:val="0"/>
-          <w:bCs w:val="0"/>
-          <w:sz w:val="22"/>
-          <w:szCs w:val="22"/>
-          <w:lang w:val="en-US"/>
-        </w:rPr>
-      </w:pPr>
-    </w:p>
-    <w:p>
-      <w:pPr>
-        <w:rPr>
-          <w:rFonts w:hint="default" w:ascii="Times New Roman" w:hAnsi="Times New Roman" w:cs="Times New Roman"/>
-          <w:b w:val="0"/>
-          <w:bCs w:val="0"/>
-          <w:sz w:val="22"/>
-          <w:szCs w:val="22"/>
-          <w:lang w:val="en-US"/>
-        </w:rPr>
-      </w:pPr>
-      <w:r>
-        <w:rPr>
-          <w:rFonts w:hint="default" w:ascii="Times New Roman" w:hAnsi="Times New Roman" w:cs="Times New Roman"/>
-          <w:b w:val="0"/>
-          <w:bCs w:val="0"/>
-          <w:sz w:val="22"/>
-          <w:szCs w:val="22"/>
-          <w:lang w:val="en-US"/>
-        </w:rPr>
-        <w:t>ANDARU VINE COMMON OLD SONGS/ BGMS  OKA DATASET CHESI DEVICE CHEYALI</w:t>
-      </w:r>
-      <w:r>
-        <w:rPr>
-          <w:rFonts w:hint="default" w:ascii="Times New Roman" w:hAnsi="Times New Roman" w:cs="Times New Roman"/>
-          <w:b w:val="0"/>
-          <w:bCs w:val="0"/>
-          <w:sz w:val="22"/>
-          <w:szCs w:val="22"/>
-          <w:lang w:val="en-US"/>
-        </w:rPr>
-        <w:br w:type="textWrapping"/>
-      </w:r>
-    </w:p>
-    <w:p>
-      <w:pPr>
-        <w:rPr>
-          <w:rFonts w:hint="default" w:ascii="Times New Roman" w:hAnsi="Times New Roman" w:cs="Times New Roman"/>
-          <w:b w:val="0"/>
-          <w:bCs w:val="0"/>
-          <w:sz w:val="22"/>
-          <w:szCs w:val="22"/>
-          <w:lang w:val="en-US"/>
-        </w:rPr>
-      </w:pPr>
-      <w:r>
-        <w:rPr>
-          <w:rFonts w:hint="default" w:ascii="Times New Roman" w:hAnsi="Times New Roman" w:cs="Times New Roman"/>
-          <w:b w:val="0"/>
-          <w:bCs w:val="0"/>
-          <w:sz w:val="22"/>
-          <w:szCs w:val="22"/>
-          <w:lang w:val="en-US"/>
-        </w:rPr>
-        <w:br w:type="textWrapping"/>
-      </w:r>
-      <w:bookmarkStart w:id="0" w:name="_GoBack"/>
-      <w:bookmarkEnd w:id="0"/>
       <w:r>
         <w:rPr>
           <w:rFonts w:hint="default" w:ascii="Times New Roman" w:hAnsi="Times New Roman" w:cs="Times New Roman"/>
@@ -252,7 +218,7 @@
   <w:docDefaults>
     <w:rPrDefault>
       <w:rPr>
-        <w:rFonts w:asciiTheme="minorHAnsi" w:hAnsiTheme="minorHAnsi" w:eastAsiaTheme="minorEastAsia" w:cstheme="minorBidi"/>
+        <w:rFonts w:ascii="Times New Roman" w:hAnsi="Times New Roman" w:eastAsia="SimSun" w:cs="Times New Roman"/>
       </w:rPr>
     </w:rPrDefault>
     <w:pPrDefault/>
@@ -323,7 +289,7 @@
     <w:lsdException w:qFormat="1" w:unhideWhenUsed="0" w:uiPriority="0" w:semiHidden="0" w:name="Title"/>
     <w:lsdException w:unhideWhenUsed="0" w:uiPriority="0" w:semiHidden="0" w:name="Closing"/>
     <w:lsdException w:unhideWhenUsed="0" w:uiPriority="0" w:semiHidden="0" w:name="Signature"/>
-    <w:lsdException w:unhideWhenUsed="0" w:uiPriority="0" w:name="Default Paragraph Font"/>
+    <w:lsdException w:qFormat="1" w:unhideWhenUsed="0" w:uiPriority="0" w:name="Default Paragraph Font"/>
     <w:lsdException w:unhideWhenUsed="0" w:uiPriority="0" w:semiHidden="0" w:name="Body Text"/>
     <w:lsdException w:unhideWhenUsed="0" w:uiPriority="0" w:semiHidden="0" w:name="Body Text Indent"/>
     <w:lsdException w:unhideWhenUsed="0" w:uiPriority="0" w:semiHidden="0" w:name="List Continue"/>
@@ -519,6 +485,7 @@
   <w:style w:type="character" w:default="1" w:styleId="2">
     <w:name w:val="Default Paragraph Font"/>
     <w:semiHidden/>
+    <w:qFormat/>
     <w:uiPriority w:val="0"/>
   </w:style>
   <w:style w:type="table" w:default="1" w:styleId="3">
@@ -534,6 +501,31 @@
         <w:right w:w="108" w:type="dxa"/>
       </w:tblCellMar>
     </w:tblPr>
+  </w:style>
+  <w:style w:type="paragraph" w:styleId="4">
+    <w:name w:val="Normal (Web)"/>
+    <w:uiPriority w:val="0"/>
+    <w:pPr>
+      <w:spacing w:before="0" w:beforeAutospacing="1" w:after="0" w:afterAutospacing="1"/>
+      <w:ind w:left="0" w:right="0"/>
+      <w:jc w:val="left"/>
+    </w:pPr>
+    <w:rPr>
+      <w:kern w:val="0"/>
+      <w:sz w:val="24"/>
+      <w:szCs w:val="24"/>
+      <w:lang w:val="en-US" w:eastAsia="zh-CN" w:bidi="ar"/>
+    </w:rPr>
+  </w:style>
+  <w:style w:type="character" w:styleId="5">
+    <w:name w:val="Strong"/>
+    <w:basedOn w:val="2"/>
+    <w:qFormat/>
+    <w:uiPriority w:val="0"/>
+    <w:rPr>
+      <w:b/>
+      <w:bCs/>
+    </w:rPr>
   </w:style>
 </w:styles>
 </file>
